--- a/Alterações para o CRIS_SITE.docx
+++ b/Alterações para o CRIS_SITE.docx
@@ -1,6 +1,6 @@
 
 <file path=word/document.xml><?xml version="1.0" encoding="utf-8"?>
-<w:document xmlns:wpc="http://schemas.microsoft.com/office/word/2010/wordprocessingCanvas" xmlns:cx="http://schemas.microsoft.com/office/drawing/2014/chartex" xmlns:cx1="http://schemas.microsoft.com/office/drawing/2015/9/8/chartex" xmlns:cx2="http://schemas.microsoft.com/office/drawing/2015/10/21/chartex" xmlns:cx3="http://schemas.microsoft.com/office/drawing/2016/5/9/chartex" xmlns:cx4="http://schemas.microsoft.com/office/drawing/2016/5/10/chartex" xmlns:cx5="http://schemas.microsoft.com/office/drawing/2016/5/11/chartex" xmlns:cx6="http://schemas.microsoft.com/office/drawing/2016/5/12/chartex" xmlns:cx7="http://schemas.microsoft.com/office/drawing/2016/5/13/chartex" xmlns:cx8="http://schemas.microsoft.com/office/drawing/2016/5/14/chartex" xmlns:mc="http://schemas.openxmlformats.org/markup-compatibility/2006" xmlns:aink="http://schemas.microsoft.com/office/drawing/2016/ink" xmlns:am3d="http://schemas.microsoft.com/office/drawing/2017/model3d" xmlns:o="urn:schemas-microsoft-com:office:office" xmlns:oel="http://schemas.microsoft.com/office/2019/extlst" xmlns:r="http://schemas.openxmlformats.org/officeDocument/2006/relationships" xmlns:m="http://schemas.openxmlformats.org/officeDocument/2006/math" xmlns:v="urn:schemas-microsoft-com:vml" xmlns:wp14="http://schemas.microsoft.com/office/word/2010/wordprocessingDrawing" xmlns:wp="http://schemas.openxmlformats.org/drawingml/2006/wordprocessingDrawing" xmlns:w10="urn:schemas-microsoft-com:office:word" xmlns:w="http://schemas.openxmlformats.org/wordprocessingml/2006/main" xmlns:w14="http://schemas.microsoft.com/office/word/2010/wordml" xmlns:w15="http://schemas.microsoft.com/office/word/2012/wordml" xmlns:w16cex="http://schemas.microsoft.com/office/word/2018/wordml/cex" xmlns:w16cid="http://schemas.microsoft.com/office/word/2016/wordml/cid" xmlns:w16="http://schemas.microsoft.com/office/word/2018/wordml" xmlns:w16sdtdh="http://schemas.microsoft.com/office/word/2020/wordml/sdtdatahash" xmlns:w16se="http://schemas.microsoft.com/office/word/2015/wordml/symex" xmlns:wpg="http://schemas.microsoft.com/office/word/2010/wordprocessingGroup" xmlns:wpi="http://schemas.microsoft.com/office/word/2010/wordprocessingInk" xmlns:wne="http://schemas.microsoft.com/office/word/2006/wordml" xmlns:wps="http://schemas.microsoft.com/office/word/2010/wordprocessingShape" mc:Ignorable="w14 w15 w16se w16cid w16 w16cex w16sdtdh wp14">
+<w:document xmlns:wpc="http://schemas.microsoft.com/office/word/2010/wordprocessingCanvas" xmlns:cx="http://schemas.microsoft.com/office/drawing/2014/chartex" xmlns:cx1="http://schemas.microsoft.com/office/drawing/2015/9/8/chartex" xmlns:cx2="http://schemas.microsoft.com/office/drawing/2015/10/21/chartex" xmlns:cx3="http://schemas.microsoft.com/office/drawing/2016/5/9/chartex" xmlns:cx4="http://schemas.microsoft.com/office/drawing/2016/5/10/chartex" xmlns:cx5="http://schemas.microsoft.com/office/drawing/2016/5/11/chartex" xmlns:cx6="http://schemas.microsoft.com/office/drawing/2016/5/12/chartex" xmlns:cx7="http://schemas.microsoft.com/office/drawing/2016/5/13/chartex" xmlns:cx8="http://schemas.microsoft.com/office/drawing/2016/5/14/chartex" xmlns:mc="http://schemas.openxmlformats.org/markup-compatibility/2006" xmlns:aink="http://schemas.microsoft.com/office/drawing/2016/ink" xmlns:am3d="http://schemas.microsoft.com/office/drawing/2017/model3d" xmlns:o="urn:schemas-microsoft-com:office:office" xmlns:r="http://schemas.openxmlformats.org/officeDocument/2006/relationships" xmlns:m="http://schemas.openxmlformats.org/officeDocument/2006/math" xmlns:v="urn:schemas-microsoft-com:vml" xmlns:wp14="http://schemas.microsoft.com/office/word/2010/wordprocessingDrawing" xmlns:wp="http://schemas.openxmlformats.org/drawingml/2006/wordprocessingDrawing" xmlns:w10="urn:schemas-microsoft-com:office:word" xmlns:w="http://schemas.openxmlformats.org/wordprocessingml/2006/main" xmlns:w14="http://schemas.microsoft.com/office/word/2010/wordml" xmlns:w15="http://schemas.microsoft.com/office/word/2012/wordml" xmlns:w16cex="http://schemas.microsoft.com/office/word/2018/wordml/cex" xmlns:w16cid="http://schemas.microsoft.com/office/word/2016/wordml/cid" xmlns:w16="http://schemas.microsoft.com/office/word/2018/wordml" xmlns:w16se="http://schemas.microsoft.com/office/word/2015/wordml/symex" xmlns:wpg="http://schemas.microsoft.com/office/word/2010/wordprocessingGroup" xmlns:wpi="http://schemas.microsoft.com/office/word/2010/wordprocessingInk" xmlns:wne="http://schemas.microsoft.com/office/word/2006/wordml" xmlns:wps="http://schemas.microsoft.com/office/word/2010/wordprocessingShape" mc:Ignorable="w14 w15 w16se w16cid w16 w16cex wp14">
   <w:body>
     <w:p>
       <w:r>
@@ -126,7 +126,13 @@
         <w:t>Frase atual:</w:t>
       </w:r>
       <w:r>
-        <w:t xml:space="preserve"> Método CCR </w:t>
+        <w:t xml:space="preserve"> </w:t>
+      </w:r>
+      <w:r>
+        <w:tab/>
+      </w:r>
+      <w:r>
+        <w:t xml:space="preserve"> </w:t>
       </w:r>
     </w:p>
     <w:p>
@@ -271,7 +277,7 @@
 </file>
 
 <file path=word/endnotes.xml><?xml version="1.0" encoding="utf-8"?>
-<w:endnotes xmlns:wpc="http://schemas.microsoft.com/office/word/2010/wordprocessingCanvas" xmlns:cx="http://schemas.microsoft.com/office/drawing/2014/chartex" xmlns:cx1="http://schemas.microsoft.com/office/drawing/2015/9/8/chartex" xmlns:cx2="http://schemas.microsoft.com/office/drawing/2015/10/21/chartex" xmlns:cx3="http://schemas.microsoft.com/office/drawing/2016/5/9/chartex" xmlns:cx4="http://schemas.microsoft.com/office/drawing/2016/5/10/chartex" xmlns:cx5="http://schemas.microsoft.com/office/drawing/2016/5/11/chartex" xmlns:cx6="http://schemas.microsoft.com/office/drawing/2016/5/12/chartex" xmlns:cx7="http://schemas.microsoft.com/office/drawing/2016/5/13/chartex" xmlns:cx8="http://schemas.microsoft.com/office/drawing/2016/5/14/chartex" xmlns:mc="http://schemas.openxmlformats.org/markup-compatibility/2006" xmlns:aink="http://schemas.microsoft.com/office/drawing/2016/ink" xmlns:am3d="http://schemas.microsoft.com/office/drawing/2017/model3d" xmlns:o="urn:schemas-microsoft-com:office:office" xmlns:oel="http://schemas.microsoft.com/office/2019/extlst" xmlns:r="http://schemas.openxmlformats.org/officeDocument/2006/relationships" xmlns:m="http://schemas.openxmlformats.org/officeDocument/2006/math" xmlns:v="urn:schemas-microsoft-com:vml" xmlns:wp14="http://schemas.microsoft.com/office/word/2010/wordprocessingDrawing" xmlns:wp="http://schemas.openxmlformats.org/drawingml/2006/wordprocessingDrawing" xmlns:w10="urn:schemas-microsoft-com:office:word" xmlns:w="http://schemas.openxmlformats.org/wordprocessingml/2006/main" xmlns:w14="http://schemas.microsoft.com/office/word/2010/wordml" xmlns:w15="http://schemas.microsoft.com/office/word/2012/wordml" xmlns:w16cex="http://schemas.microsoft.com/office/word/2018/wordml/cex" xmlns:w16cid="http://schemas.microsoft.com/office/word/2016/wordml/cid" xmlns:w16="http://schemas.microsoft.com/office/word/2018/wordml" xmlns:w16sdtdh="http://schemas.microsoft.com/office/word/2020/wordml/sdtdatahash" xmlns:w16se="http://schemas.microsoft.com/office/word/2015/wordml/symex" xmlns:wpg="http://schemas.microsoft.com/office/word/2010/wordprocessingGroup" xmlns:wpi="http://schemas.microsoft.com/office/word/2010/wordprocessingInk" xmlns:wne="http://schemas.microsoft.com/office/word/2006/wordml" xmlns:wps="http://schemas.microsoft.com/office/word/2010/wordprocessingShape" mc:Ignorable="w14 w15 w16se w16cid w16 w16cex w16sdtdh wp14">
+<w:endnotes xmlns:wpc="http://schemas.microsoft.com/office/word/2010/wordprocessingCanvas" xmlns:cx="http://schemas.microsoft.com/office/drawing/2014/chartex" xmlns:cx1="http://schemas.microsoft.com/office/drawing/2015/9/8/chartex" xmlns:cx2="http://schemas.microsoft.com/office/drawing/2015/10/21/chartex" xmlns:cx3="http://schemas.microsoft.com/office/drawing/2016/5/9/chartex" xmlns:cx4="http://schemas.microsoft.com/office/drawing/2016/5/10/chartex" xmlns:cx5="http://schemas.microsoft.com/office/drawing/2016/5/11/chartex" xmlns:cx6="http://schemas.microsoft.com/office/drawing/2016/5/12/chartex" xmlns:cx7="http://schemas.microsoft.com/office/drawing/2016/5/13/chartex" xmlns:cx8="http://schemas.microsoft.com/office/drawing/2016/5/14/chartex" xmlns:mc="http://schemas.openxmlformats.org/markup-compatibility/2006" xmlns:aink="http://schemas.microsoft.com/office/drawing/2016/ink" xmlns:am3d="http://schemas.microsoft.com/office/drawing/2017/model3d" xmlns:o="urn:schemas-microsoft-com:office:office" xmlns:r="http://schemas.openxmlformats.org/officeDocument/2006/relationships" xmlns:m="http://schemas.openxmlformats.org/officeDocument/2006/math" xmlns:v="urn:schemas-microsoft-com:vml" xmlns:wp14="http://schemas.microsoft.com/office/word/2010/wordprocessingDrawing" xmlns:wp="http://schemas.openxmlformats.org/drawingml/2006/wordprocessingDrawing" xmlns:w10="urn:schemas-microsoft-com:office:word" xmlns:w="http://schemas.openxmlformats.org/wordprocessingml/2006/main" xmlns:w14="http://schemas.microsoft.com/office/word/2010/wordml" xmlns:w15="http://schemas.microsoft.com/office/word/2012/wordml" xmlns:w16cex="http://schemas.microsoft.com/office/word/2018/wordml/cex" xmlns:w16cid="http://schemas.microsoft.com/office/word/2016/wordml/cid" xmlns:w16="http://schemas.microsoft.com/office/word/2018/wordml" xmlns:w16se="http://schemas.microsoft.com/office/word/2015/wordml/symex" xmlns:wpg="http://schemas.microsoft.com/office/word/2010/wordprocessingGroup" xmlns:wpi="http://schemas.microsoft.com/office/word/2010/wordprocessingInk" xmlns:wne="http://schemas.microsoft.com/office/word/2006/wordml" xmlns:wps="http://schemas.microsoft.com/office/word/2010/wordprocessingShape" mc:Ignorable="w14 w15 w16se w16cid w16 w16cex wp14">
   <w:endnote w:type="separator" w:id="-1">
     <w:p>
       <w:r>
@@ -290,7 +296,7 @@
 </file>
 
 <file path=word/footer1.xml><?xml version="1.0" encoding="utf-8"?>
-<w:ftr xmlns:wpc="http://schemas.microsoft.com/office/word/2010/wordprocessingCanvas" xmlns:cx="http://schemas.microsoft.com/office/drawing/2014/chartex" xmlns:cx1="http://schemas.microsoft.com/office/drawing/2015/9/8/chartex" xmlns:cx2="http://schemas.microsoft.com/office/drawing/2015/10/21/chartex" xmlns:cx3="http://schemas.microsoft.com/office/drawing/2016/5/9/chartex" xmlns:cx4="http://schemas.microsoft.com/office/drawing/2016/5/10/chartex" xmlns:cx5="http://schemas.microsoft.com/office/drawing/2016/5/11/chartex" xmlns:cx6="http://schemas.microsoft.com/office/drawing/2016/5/12/chartex" xmlns:cx7="http://schemas.microsoft.com/office/drawing/2016/5/13/chartex" xmlns:cx8="http://schemas.microsoft.com/office/drawing/2016/5/14/chartex" xmlns:mc="http://schemas.openxmlformats.org/markup-compatibility/2006" xmlns:aink="http://schemas.microsoft.com/office/drawing/2016/ink" xmlns:am3d="http://schemas.microsoft.com/office/drawing/2017/model3d" xmlns:o="urn:schemas-microsoft-com:office:office" xmlns:oel="http://schemas.microsoft.com/office/2019/extlst" xmlns:r="http://schemas.openxmlformats.org/officeDocument/2006/relationships" xmlns:m="http://schemas.openxmlformats.org/officeDocument/2006/math" xmlns:v="urn:schemas-microsoft-com:vml" xmlns:wp14="http://schemas.microsoft.com/office/word/2010/wordprocessingDrawing" xmlns:wp="http://schemas.openxmlformats.org/drawingml/2006/wordprocessingDrawing" xmlns:w10="urn:schemas-microsoft-com:office:word" xmlns:w="http://schemas.openxmlformats.org/wordprocessingml/2006/main" xmlns:w14="http://schemas.microsoft.com/office/word/2010/wordml" xmlns:w15="http://schemas.microsoft.com/office/word/2012/wordml" xmlns:w16cex="http://schemas.microsoft.com/office/word/2018/wordml/cex" xmlns:w16cid="http://schemas.microsoft.com/office/word/2016/wordml/cid" xmlns:w16="http://schemas.microsoft.com/office/word/2018/wordml" xmlns:w16sdtdh="http://schemas.microsoft.com/office/word/2020/wordml/sdtdatahash" xmlns:w16se="http://schemas.microsoft.com/office/word/2015/wordml/symex" xmlns:wpg="http://schemas.microsoft.com/office/word/2010/wordprocessingGroup" xmlns:wpi="http://schemas.microsoft.com/office/word/2010/wordprocessingInk" xmlns:wne="http://schemas.microsoft.com/office/word/2006/wordml" xmlns:wps="http://schemas.microsoft.com/office/word/2010/wordprocessingShape" mc:Ignorable="w14 w15 w16se w16cid w16 w16cex w16sdtdh wp14">
+<w:ftr xmlns:wpc="http://schemas.microsoft.com/office/word/2010/wordprocessingCanvas" xmlns:cx="http://schemas.microsoft.com/office/drawing/2014/chartex" xmlns:cx1="http://schemas.microsoft.com/office/drawing/2015/9/8/chartex" xmlns:cx2="http://schemas.microsoft.com/office/drawing/2015/10/21/chartex" xmlns:cx3="http://schemas.microsoft.com/office/drawing/2016/5/9/chartex" xmlns:cx4="http://schemas.microsoft.com/office/drawing/2016/5/10/chartex" xmlns:cx5="http://schemas.microsoft.com/office/drawing/2016/5/11/chartex" xmlns:cx6="http://schemas.microsoft.com/office/drawing/2016/5/12/chartex" xmlns:cx7="http://schemas.microsoft.com/office/drawing/2016/5/13/chartex" xmlns:cx8="http://schemas.microsoft.com/office/drawing/2016/5/14/chartex" xmlns:mc="http://schemas.openxmlformats.org/markup-compatibility/2006" xmlns:aink="http://schemas.microsoft.com/office/drawing/2016/ink" xmlns:am3d="http://schemas.microsoft.com/office/drawing/2017/model3d" xmlns:o="urn:schemas-microsoft-com:office:office" xmlns:r="http://schemas.openxmlformats.org/officeDocument/2006/relationships" xmlns:m="http://schemas.openxmlformats.org/officeDocument/2006/math" xmlns:v="urn:schemas-microsoft-com:vml" xmlns:wp14="http://schemas.microsoft.com/office/word/2010/wordprocessingDrawing" xmlns:wp="http://schemas.openxmlformats.org/drawingml/2006/wordprocessingDrawing" xmlns:w10="urn:schemas-microsoft-com:office:word" xmlns:w="http://schemas.openxmlformats.org/wordprocessingml/2006/main" xmlns:w14="http://schemas.microsoft.com/office/word/2010/wordml" xmlns:w15="http://schemas.microsoft.com/office/word/2012/wordml" xmlns:w16cex="http://schemas.microsoft.com/office/word/2018/wordml/cex" xmlns:w16cid="http://schemas.microsoft.com/office/word/2016/wordml/cid" xmlns:w16="http://schemas.microsoft.com/office/word/2018/wordml" xmlns:w16se="http://schemas.microsoft.com/office/word/2015/wordml/symex" xmlns:wpg="http://schemas.microsoft.com/office/word/2010/wordprocessingGroup" xmlns:wpi="http://schemas.microsoft.com/office/word/2010/wordprocessingInk" xmlns:wne="http://schemas.microsoft.com/office/word/2006/wordml" xmlns:wps="http://schemas.microsoft.com/office/word/2010/wordprocessingShape" mc:Ignorable="w14 w15 w16se w16cid w16 w16cex wp14">
   <w:p>
     <w:pPr>
       <w:pStyle w:val="Rodap"/>
@@ -387,7 +393,7 @@
 </file>
 
 <file path=word/footnotes.xml><?xml version="1.0" encoding="utf-8"?>
-<w:footnotes xmlns:wpc="http://schemas.microsoft.com/office/word/2010/wordprocessingCanvas" xmlns:cx="http://schemas.microsoft.com/office/drawing/2014/chartex" xmlns:cx1="http://schemas.microsoft.com/office/drawing/2015/9/8/chartex" xmlns:cx2="http://schemas.microsoft.com/office/drawing/2015/10/21/chartex" xmlns:cx3="http://schemas.microsoft.com/office/drawing/2016/5/9/chartex" xmlns:cx4="http://schemas.microsoft.com/office/drawing/2016/5/10/chartex" xmlns:cx5="http://schemas.microsoft.com/office/drawing/2016/5/11/chartex" xmlns:cx6="http://schemas.microsoft.com/office/drawing/2016/5/12/chartex" xmlns:cx7="http://schemas.microsoft.com/office/drawing/2016/5/13/chartex" xmlns:cx8="http://schemas.microsoft.com/office/drawing/2016/5/14/chartex" xmlns:mc="http://schemas.openxmlformats.org/markup-compatibility/2006" xmlns:aink="http://schemas.microsoft.com/office/drawing/2016/ink" xmlns:am3d="http://schemas.microsoft.com/office/drawing/2017/model3d" xmlns:o="urn:schemas-microsoft-com:office:office" xmlns:oel="http://schemas.microsoft.com/office/2019/extlst" xmlns:r="http://schemas.openxmlformats.org/officeDocument/2006/relationships" xmlns:m="http://schemas.openxmlformats.org/officeDocument/2006/math" xmlns:v="urn:schemas-microsoft-com:vml" xmlns:wp14="http://schemas.microsoft.com/office/word/2010/wordprocessingDrawing" xmlns:wp="http://schemas.openxmlformats.org/drawingml/2006/wordprocessingDrawing" xmlns:w10="urn:schemas-microsoft-com:office:word" xmlns:w="http://schemas.openxmlformats.org/wordprocessingml/2006/main" xmlns:w14="http://schemas.microsoft.com/office/word/2010/wordml" xmlns:w15="http://schemas.microsoft.com/office/word/2012/wordml" xmlns:w16cex="http://schemas.microsoft.com/office/word/2018/wordml/cex" xmlns:w16cid="http://schemas.microsoft.com/office/word/2016/wordml/cid" xmlns:w16="http://schemas.microsoft.com/office/word/2018/wordml" xmlns:w16sdtdh="http://schemas.microsoft.com/office/word/2020/wordml/sdtdatahash" xmlns:w16se="http://schemas.microsoft.com/office/word/2015/wordml/symex" xmlns:wpg="http://schemas.microsoft.com/office/word/2010/wordprocessingGroup" xmlns:wpi="http://schemas.microsoft.com/office/word/2010/wordprocessingInk" xmlns:wne="http://schemas.microsoft.com/office/word/2006/wordml" xmlns:wps="http://schemas.microsoft.com/office/word/2010/wordprocessingShape" mc:Ignorable="w14 w15 w16se w16cid w16 w16cex w16sdtdh wp14">
+<w:footnotes xmlns:wpc="http://schemas.microsoft.com/office/word/2010/wordprocessingCanvas" xmlns:cx="http://schemas.microsoft.com/office/drawing/2014/chartex" xmlns:cx1="http://schemas.microsoft.com/office/drawing/2015/9/8/chartex" xmlns:cx2="http://schemas.microsoft.com/office/drawing/2015/10/21/chartex" xmlns:cx3="http://schemas.microsoft.com/office/drawing/2016/5/9/chartex" xmlns:cx4="http://schemas.microsoft.com/office/drawing/2016/5/10/chartex" xmlns:cx5="http://schemas.microsoft.com/office/drawing/2016/5/11/chartex" xmlns:cx6="http://schemas.microsoft.com/office/drawing/2016/5/12/chartex" xmlns:cx7="http://schemas.microsoft.com/office/drawing/2016/5/13/chartex" xmlns:cx8="http://schemas.microsoft.com/office/drawing/2016/5/14/chartex" xmlns:mc="http://schemas.openxmlformats.org/markup-compatibility/2006" xmlns:aink="http://schemas.microsoft.com/office/drawing/2016/ink" xmlns:am3d="http://schemas.microsoft.com/office/drawing/2017/model3d" xmlns:o="urn:schemas-microsoft-com:office:office" xmlns:r="http://schemas.openxmlformats.org/officeDocument/2006/relationships" xmlns:m="http://schemas.openxmlformats.org/officeDocument/2006/math" xmlns:v="urn:schemas-microsoft-com:vml" xmlns:wp14="http://schemas.microsoft.com/office/word/2010/wordprocessingDrawing" xmlns:wp="http://schemas.openxmlformats.org/drawingml/2006/wordprocessingDrawing" xmlns:w10="urn:schemas-microsoft-com:office:word" xmlns:w="http://schemas.openxmlformats.org/wordprocessingml/2006/main" xmlns:w14="http://schemas.microsoft.com/office/word/2010/wordml" xmlns:w15="http://schemas.microsoft.com/office/word/2012/wordml" xmlns:w16cex="http://schemas.microsoft.com/office/word/2018/wordml/cex" xmlns:w16cid="http://schemas.microsoft.com/office/word/2016/wordml/cid" xmlns:w16="http://schemas.microsoft.com/office/word/2018/wordml" xmlns:w16se="http://schemas.microsoft.com/office/word/2015/wordml/symex" xmlns:wpg="http://schemas.microsoft.com/office/word/2010/wordprocessingGroup" xmlns:wpi="http://schemas.microsoft.com/office/word/2010/wordprocessingInk" xmlns:wne="http://schemas.microsoft.com/office/word/2006/wordml" xmlns:wps="http://schemas.microsoft.com/office/word/2010/wordprocessingShape" mc:Ignorable="w14 w15 w16se w16cid w16 w16cex wp14">
   <w:footnote w:type="separator" w:id="-1">
     <w:p>
       <w:r>
@@ -406,7 +412,7 @@
 </file>
 
 <file path=word/header1.xml><?xml version="1.0" encoding="utf-8"?>
-<w:hdr xmlns:wpc="http://schemas.microsoft.com/office/word/2010/wordprocessingCanvas" xmlns:cx="http://schemas.microsoft.com/office/drawing/2014/chartex" xmlns:cx1="http://schemas.microsoft.com/office/drawing/2015/9/8/chartex" xmlns:cx2="http://schemas.microsoft.com/office/drawing/2015/10/21/chartex" xmlns:cx3="http://schemas.microsoft.com/office/drawing/2016/5/9/chartex" xmlns:cx4="http://schemas.microsoft.com/office/drawing/2016/5/10/chartex" xmlns:cx5="http://schemas.microsoft.com/office/drawing/2016/5/11/chartex" xmlns:cx6="http://schemas.microsoft.com/office/drawing/2016/5/12/chartex" xmlns:cx7="http://schemas.microsoft.com/office/drawing/2016/5/13/chartex" xmlns:cx8="http://schemas.microsoft.com/office/drawing/2016/5/14/chartex" xmlns:mc="http://schemas.openxmlformats.org/markup-compatibility/2006" xmlns:aink="http://schemas.microsoft.com/office/drawing/2016/ink" xmlns:am3d="http://schemas.microsoft.com/office/drawing/2017/model3d" xmlns:o="urn:schemas-microsoft-com:office:office" xmlns:oel="http://schemas.microsoft.com/office/2019/extlst" xmlns:r="http://schemas.openxmlformats.org/officeDocument/2006/relationships" xmlns:m="http://schemas.openxmlformats.org/officeDocument/2006/math" xmlns:v="urn:schemas-microsoft-com:vml" xmlns:wp14="http://schemas.microsoft.com/office/word/2010/wordprocessingDrawing" xmlns:wp="http://schemas.openxmlformats.org/drawingml/2006/wordprocessingDrawing" xmlns:w10="urn:schemas-microsoft-com:office:word" xmlns:w="http://schemas.openxmlformats.org/wordprocessingml/2006/main" xmlns:w14="http://schemas.microsoft.com/office/word/2010/wordml" xmlns:w15="http://schemas.microsoft.com/office/word/2012/wordml" xmlns:w16cex="http://schemas.microsoft.com/office/word/2018/wordml/cex" xmlns:w16cid="http://schemas.microsoft.com/office/word/2016/wordml/cid" xmlns:w16="http://schemas.microsoft.com/office/word/2018/wordml" xmlns:w16sdtdh="http://schemas.microsoft.com/office/word/2020/wordml/sdtdatahash" xmlns:w16se="http://schemas.microsoft.com/office/word/2015/wordml/symex" xmlns:wpg="http://schemas.microsoft.com/office/word/2010/wordprocessingGroup" xmlns:wpi="http://schemas.microsoft.com/office/word/2010/wordprocessingInk" xmlns:wne="http://schemas.microsoft.com/office/word/2006/wordml" xmlns:wps="http://schemas.microsoft.com/office/word/2010/wordprocessingShape" mc:Ignorable="w14 w15 w16se w16cid w16 w16cex w16sdtdh wp14">
+<w:hdr xmlns:wpc="http://schemas.microsoft.com/office/word/2010/wordprocessingCanvas" xmlns:cx="http://schemas.microsoft.com/office/drawing/2014/chartex" xmlns:cx1="http://schemas.microsoft.com/office/drawing/2015/9/8/chartex" xmlns:cx2="http://schemas.microsoft.com/office/drawing/2015/10/21/chartex" xmlns:cx3="http://schemas.microsoft.com/office/drawing/2016/5/9/chartex" xmlns:cx4="http://schemas.microsoft.com/office/drawing/2016/5/10/chartex" xmlns:cx5="http://schemas.microsoft.com/office/drawing/2016/5/11/chartex" xmlns:cx6="http://schemas.microsoft.com/office/drawing/2016/5/12/chartex" xmlns:cx7="http://schemas.microsoft.com/office/drawing/2016/5/13/chartex" xmlns:cx8="http://schemas.microsoft.com/office/drawing/2016/5/14/chartex" xmlns:mc="http://schemas.openxmlformats.org/markup-compatibility/2006" xmlns:aink="http://schemas.microsoft.com/office/drawing/2016/ink" xmlns:am3d="http://schemas.microsoft.com/office/drawing/2017/model3d" xmlns:o="urn:schemas-microsoft-com:office:office" xmlns:r="http://schemas.openxmlformats.org/officeDocument/2006/relationships" xmlns:m="http://schemas.openxmlformats.org/officeDocument/2006/math" xmlns:v="urn:schemas-microsoft-com:vml" xmlns:wp14="http://schemas.microsoft.com/office/word/2010/wordprocessingDrawing" xmlns:wp="http://schemas.openxmlformats.org/drawingml/2006/wordprocessingDrawing" xmlns:w10="urn:schemas-microsoft-com:office:word" xmlns:w="http://schemas.openxmlformats.org/wordprocessingml/2006/main" xmlns:w14="http://schemas.microsoft.com/office/word/2010/wordml" xmlns:w15="http://schemas.microsoft.com/office/word/2012/wordml" xmlns:w16cex="http://schemas.microsoft.com/office/word/2018/wordml/cex" xmlns:w16cid="http://schemas.microsoft.com/office/word/2016/wordml/cid" xmlns:w16="http://schemas.microsoft.com/office/word/2018/wordml" xmlns:w16se="http://schemas.microsoft.com/office/word/2015/wordml/symex" xmlns:wpg="http://schemas.microsoft.com/office/word/2010/wordprocessingGroup" xmlns:wpi="http://schemas.microsoft.com/office/word/2010/wordprocessingInk" xmlns:wne="http://schemas.microsoft.com/office/word/2006/wordml" xmlns:wps="http://schemas.microsoft.com/office/word/2010/wordprocessingShape" mc:Ignorable="w14 w15 w16se w16cid w16 w16cex wp14">
   <w:p>
     <w:pPr>
       <w:pStyle w:val="Cabealho"/>
@@ -525,7 +531,7 @@
             </wp:anchor>
           </w:drawing>
         </mc:Choice>
-        <mc:Fallback>
+        <mc:Fallback xmlns:w16sdtdh="http://schemas.microsoft.com/office/word/2020/wordml/sdtdatahash" xmlns:oel="http://schemas.microsoft.com/office/2019/extlst">
           <w:pict>
             <v:line w14:anchorId="62F0E1F6" id="Conector reto 10" o:spid="_x0000_s1026" style="position:absolute;z-index:251664384;visibility:visible;mso-wrap-style:square;mso-wrap-distance-left:9pt;mso-wrap-distance-top:0;mso-wrap-distance-right:9pt;mso-wrap-distance-bottom:0;mso-position-horizontal:absolute;mso-position-horizontal-relative:text;mso-position-vertical:absolute;mso-position-vertical-relative:text" from="-40.85pt,63.6pt" to="483.55pt,63.6pt" o:gfxdata="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" strokecolor="#ed7d31 [3205]" strokeweight="1.5pt">
               <v:stroke joinstyle="miter"/>
@@ -635,7 +641,7 @@
               <v:stroke joinstyle="miter"/>
               <v:path gradientshapeok="t" o:connecttype="rect"/>
             </v:shapetype>
-            <v:shape id="Caixa de Texto 220" o:spid="_x0000_s1026" type="#_x0000_t202" style="position:absolute;margin-left:212.5pt;margin-top:56.15pt;width:250.45pt;height:16.5pt;z-index:251660288;visibility:visible;mso-wrap-style:square;mso-width-percent:0;mso-height-percent:0;mso-wrap-distance-left:9pt;mso-wrap-distance-top:0;mso-wrap-distance-right:9pt;mso-wrap-distance-bottom:0;mso-position-horizontal:absolute;mso-position-horizontal-relative:margin;mso-position-vertical:absolute;mso-position-vertical-relative:top-margin-area;mso-width-percent:0;mso-height-percent:0;mso-width-relative:margin;mso-height-relative:page;v-text-anchor:middle" o:gfxdata="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" o:allowincell="f" filled="f" stroked="f">
+            <v:shape id="Caixa de Texto 220" o:spid="_x0000_s1026" type="#_x0000_t202" style="position:absolute;margin-left:212.5pt;margin-top:56.15pt;width:250.45pt;height:16.5pt;z-index:251660288;visibility:visible;mso-wrap-style:square;mso-width-percent:0;mso-height-percent:0;mso-wrap-distance-left:9pt;mso-wrap-distance-top:0;mso-wrap-distance-right:9pt;mso-wrap-distance-bottom:0;mso-position-horizontal:absolute;mso-position-horizontal-relative:margin;mso-position-vertical:absolute;mso-position-vertical-relative:top-margin-area;mso-width-percent:0;mso-height-percent:0;mso-width-relative:margin;mso-height-relative:page;v-text-anchor:middle" o:gfxdata="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" o:allowincell="f" filled="f" stroked="f">
               <v:textbox inset=",0,,0">
                 <w:txbxContent>
                   <w:p>
@@ -667,7 +673,7 @@
 </file>
 
 <file path=word/numbering.xml><?xml version="1.0" encoding="utf-8"?>
-<w:numbering xmlns:wpc="http://schemas.microsoft.com/office/word/2010/wordprocessingCanvas" xmlns:cx="http://schemas.microsoft.com/office/drawing/2014/chartex" xmlns:cx1="http://schemas.microsoft.com/office/drawing/2015/9/8/chartex" xmlns:cx2="http://schemas.microsoft.com/office/drawing/2015/10/21/chartex" xmlns:cx3="http://schemas.microsoft.com/office/drawing/2016/5/9/chartex" xmlns:cx4="http://schemas.microsoft.com/office/drawing/2016/5/10/chartex" xmlns:cx5="http://schemas.microsoft.com/office/drawing/2016/5/11/chartex" xmlns:cx6="http://schemas.microsoft.com/office/drawing/2016/5/12/chartex" xmlns:cx7="http://schemas.microsoft.com/office/drawing/2016/5/13/chartex" xmlns:cx8="http://schemas.microsoft.com/office/drawing/2016/5/14/chartex" xmlns:mc="http://schemas.openxmlformats.org/markup-compatibility/2006" xmlns:aink="http://schemas.microsoft.com/office/drawing/2016/ink" xmlns:am3d="http://schemas.microsoft.com/office/drawing/2017/model3d" xmlns:o="urn:schemas-microsoft-com:office:office" xmlns:oel="http://schemas.microsoft.com/office/2019/extlst" xmlns:r="http://schemas.openxmlformats.org/officeDocument/2006/relationships" xmlns:m="http://schemas.openxmlformats.org/officeDocument/2006/math" xmlns:v="urn:schemas-microsoft-com:vml" xmlns:wp14="http://schemas.microsoft.com/office/word/2010/wordprocessingDrawing" xmlns:wp="http://schemas.openxmlformats.org/drawingml/2006/wordprocessingDrawing" xmlns:w10="urn:schemas-microsoft-com:office:word" xmlns:w="http://schemas.openxmlformats.org/wordprocessingml/2006/main" xmlns:w14="http://schemas.microsoft.com/office/word/2010/wordml" xmlns:w15="http://schemas.microsoft.com/office/word/2012/wordml" xmlns:w16cex="http://schemas.microsoft.com/office/word/2018/wordml/cex" xmlns:w16cid="http://schemas.microsoft.com/office/word/2016/wordml/cid" xmlns:w16="http://schemas.microsoft.com/office/word/2018/wordml" xmlns:w16sdtdh="http://schemas.microsoft.com/office/word/2020/wordml/sdtdatahash" xmlns:w16se="http://schemas.microsoft.com/office/word/2015/wordml/symex" xmlns:wpg="http://schemas.microsoft.com/office/word/2010/wordprocessingGroup" xmlns:wpi="http://schemas.microsoft.com/office/word/2010/wordprocessingInk" xmlns:wne="http://schemas.microsoft.com/office/word/2006/wordml" xmlns:wps="http://schemas.microsoft.com/office/word/2010/wordprocessingShape" mc:Ignorable="w14 w15 w16se w16cid w16 w16cex w16sdtdh wp14">
+<w:numbering xmlns:wpc="http://schemas.microsoft.com/office/word/2010/wordprocessingCanvas" xmlns:cx="http://schemas.microsoft.com/office/drawing/2014/chartex" xmlns:cx1="http://schemas.microsoft.com/office/drawing/2015/9/8/chartex" xmlns:cx2="http://schemas.microsoft.com/office/drawing/2015/10/21/chartex" xmlns:cx3="http://schemas.microsoft.com/office/drawing/2016/5/9/chartex" xmlns:cx4="http://schemas.microsoft.com/office/drawing/2016/5/10/chartex" xmlns:cx5="http://schemas.microsoft.com/office/drawing/2016/5/11/chartex" xmlns:cx6="http://schemas.microsoft.com/office/drawing/2016/5/12/chartex" xmlns:cx7="http://schemas.microsoft.com/office/drawing/2016/5/13/chartex" xmlns:cx8="http://schemas.microsoft.com/office/drawing/2016/5/14/chartex" xmlns:mc="http://schemas.openxmlformats.org/markup-compatibility/2006" xmlns:aink="http://schemas.microsoft.com/office/drawing/2016/ink" xmlns:am3d="http://schemas.microsoft.com/office/drawing/2017/model3d" xmlns:o="urn:schemas-microsoft-com:office:office" xmlns:r="http://schemas.openxmlformats.org/officeDocument/2006/relationships" xmlns:m="http://schemas.openxmlformats.org/officeDocument/2006/math" xmlns:v="urn:schemas-microsoft-com:vml" xmlns:wp14="http://schemas.microsoft.com/office/word/2010/wordprocessingDrawing" xmlns:wp="http://schemas.openxmlformats.org/drawingml/2006/wordprocessingDrawing" xmlns:w10="urn:schemas-microsoft-com:office:word" xmlns:w="http://schemas.openxmlformats.org/wordprocessingml/2006/main" xmlns:w14="http://schemas.microsoft.com/office/word/2010/wordml" xmlns:w15="http://schemas.microsoft.com/office/word/2012/wordml" xmlns:w16cex="http://schemas.microsoft.com/office/word/2018/wordml/cex" xmlns:w16cid="http://schemas.microsoft.com/office/word/2016/wordml/cid" xmlns:w16="http://schemas.microsoft.com/office/word/2018/wordml" xmlns:w16se="http://schemas.microsoft.com/office/word/2015/wordml/symex" xmlns:wpg="http://schemas.microsoft.com/office/word/2010/wordprocessingGroup" xmlns:wpi="http://schemas.microsoft.com/office/word/2010/wordprocessingInk" xmlns:wne="http://schemas.microsoft.com/office/word/2006/wordml" xmlns:wps="http://schemas.microsoft.com/office/word/2010/wordprocessingShape" mc:Ignorable="w14 w15 w16se w16cid w16 w16cex wp14">
   <w:abstractNum w:abstractNumId="0" w15:restartNumberingAfterBreak="0">
     <w:nsid w:val="00000001"/>
     <w:multiLevelType w:val="hybridMultilevel"/>
@@ -3871,98 +3877,98 @@
       </w:rPr>
     </w:lvl>
   </w:abstractNum>
-  <w:num w:numId="1" w16cid:durableId="1989747180">
+  <w:num w:numId="1">
     <w:abstractNumId w:val="0"/>
   </w:num>
-  <w:num w:numId="2" w16cid:durableId="183979180">
+  <w:num w:numId="2">
     <w:abstractNumId w:val="1"/>
   </w:num>
-  <w:num w:numId="3" w16cid:durableId="1561555191">
+  <w:num w:numId="3">
     <w:abstractNumId w:val="10"/>
   </w:num>
-  <w:num w:numId="4" w16cid:durableId="1045057170">
+  <w:num w:numId="4">
     <w:abstractNumId w:val="7"/>
   </w:num>
-  <w:num w:numId="5" w16cid:durableId="1886520147">
+  <w:num w:numId="5">
     <w:abstractNumId w:val="12"/>
   </w:num>
-  <w:num w:numId="6" w16cid:durableId="1671373707">
+  <w:num w:numId="6">
     <w:abstractNumId w:val="6"/>
   </w:num>
-  <w:num w:numId="7" w16cid:durableId="76219772">
+  <w:num w:numId="7">
     <w:abstractNumId w:val="11"/>
   </w:num>
-  <w:num w:numId="8" w16cid:durableId="1087776374">
+  <w:num w:numId="8">
     <w:abstractNumId w:val="26"/>
   </w:num>
-  <w:num w:numId="9" w16cid:durableId="874736186">
+  <w:num w:numId="9">
     <w:abstractNumId w:val="28"/>
   </w:num>
-  <w:num w:numId="10" w16cid:durableId="1398824970">
+  <w:num w:numId="10">
     <w:abstractNumId w:val="23"/>
   </w:num>
-  <w:num w:numId="11" w16cid:durableId="1935362052">
+  <w:num w:numId="11">
     <w:abstractNumId w:val="3"/>
   </w:num>
-  <w:num w:numId="12" w16cid:durableId="543255884">
+  <w:num w:numId="12">
     <w:abstractNumId w:val="18"/>
   </w:num>
-  <w:num w:numId="13" w16cid:durableId="739447936">
+  <w:num w:numId="13">
     <w:abstractNumId w:val="16"/>
   </w:num>
-  <w:num w:numId="14" w16cid:durableId="1554348759">
+  <w:num w:numId="14">
     <w:abstractNumId w:val="8"/>
   </w:num>
-  <w:num w:numId="15" w16cid:durableId="1577977723">
+  <w:num w:numId="15">
     <w:abstractNumId w:val="5"/>
   </w:num>
-  <w:num w:numId="16" w16cid:durableId="145365237">
+  <w:num w:numId="16">
     <w:abstractNumId w:val="27"/>
   </w:num>
-  <w:num w:numId="17" w16cid:durableId="2026050307">
+  <w:num w:numId="17">
     <w:abstractNumId w:val="9"/>
   </w:num>
-  <w:num w:numId="18" w16cid:durableId="1053503990">
+  <w:num w:numId="18">
     <w:abstractNumId w:val="20"/>
   </w:num>
-  <w:num w:numId="19" w16cid:durableId="671684298">
+  <w:num w:numId="19">
     <w:abstractNumId w:val="24"/>
   </w:num>
-  <w:num w:numId="20" w16cid:durableId="1222253146">
+  <w:num w:numId="20">
     <w:abstractNumId w:val="25"/>
   </w:num>
-  <w:num w:numId="21" w16cid:durableId="1645311859">
+  <w:num w:numId="21">
     <w:abstractNumId w:val="19"/>
   </w:num>
-  <w:num w:numId="22" w16cid:durableId="1216893162">
+  <w:num w:numId="22">
     <w:abstractNumId w:val="21"/>
   </w:num>
-  <w:num w:numId="23" w16cid:durableId="1799689118">
+  <w:num w:numId="23">
     <w:abstractNumId w:val="22"/>
   </w:num>
-  <w:num w:numId="24" w16cid:durableId="1854609975">
+  <w:num w:numId="24">
     <w:abstractNumId w:val="14"/>
   </w:num>
-  <w:num w:numId="25" w16cid:durableId="1316303992">
+  <w:num w:numId="25">
     <w:abstractNumId w:val="17"/>
   </w:num>
-  <w:num w:numId="26" w16cid:durableId="1646929463">
+  <w:num w:numId="26">
     <w:abstractNumId w:val="15"/>
   </w:num>
-  <w:num w:numId="27" w16cid:durableId="2108496290">
+  <w:num w:numId="27">
     <w:abstractNumId w:val="2"/>
   </w:num>
-  <w:num w:numId="28" w16cid:durableId="90243208">
+  <w:num w:numId="28">
     <w:abstractNumId w:val="4"/>
   </w:num>
-  <w:num w:numId="29" w16cid:durableId="785124930">
+  <w:num w:numId="29">
     <w:abstractNumId w:val="13"/>
   </w:num>
 </w:numbering>
 </file>
 
 <file path=word/styles.xml><?xml version="1.0" encoding="utf-8"?>
-<w:styles xmlns:mc="http://schemas.openxmlformats.org/markup-compatibility/2006" xmlns:r="http://schemas.openxmlformats.org/officeDocument/2006/relationships" xmlns:w="http://schemas.openxmlformats.org/wordprocessingml/2006/main" xmlns:w14="http://schemas.microsoft.com/office/word/2010/wordml" xmlns:w15="http://schemas.microsoft.com/office/word/2012/wordml" xmlns:w16cex="http://schemas.microsoft.com/office/word/2018/wordml/cex" xmlns:w16cid="http://schemas.microsoft.com/office/word/2016/wordml/cid" xmlns:w16="http://schemas.microsoft.com/office/word/2018/wordml" xmlns:w16sdtdh="http://schemas.microsoft.com/office/word/2020/wordml/sdtdatahash" xmlns:w16se="http://schemas.microsoft.com/office/word/2015/wordml/symex" mc:Ignorable="w14 w15 w16se w16cid w16 w16cex w16sdtdh">
+<w:styles xmlns:mc="http://schemas.openxmlformats.org/markup-compatibility/2006" xmlns:r="http://schemas.openxmlformats.org/officeDocument/2006/relationships" xmlns:w="http://schemas.openxmlformats.org/wordprocessingml/2006/main" xmlns:w14="http://schemas.microsoft.com/office/word/2010/wordml" xmlns:w15="http://schemas.microsoft.com/office/word/2012/wordml" xmlns:w16cex="http://schemas.microsoft.com/office/word/2018/wordml/cex" xmlns:w16cid="http://schemas.microsoft.com/office/word/2016/wordml/cid" xmlns:w16="http://schemas.microsoft.com/office/word/2018/wordml" xmlns:w16se="http://schemas.microsoft.com/office/word/2015/wordml/symex" mc:Ignorable="w14 w15 w16se w16cid w16 w16cex">
   <w:docDefaults>
     <w:rPrDefault>
       <w:rPr>
@@ -4392,6 +4398,7 @@
   <w:style w:type="character" w:default="1" w:styleId="Fontepargpadro">
     <w:name w:val="Default Paragraph Font"/>
     <w:uiPriority w:val="1"/>
+    <w:semiHidden/>
     <w:unhideWhenUsed/>
   </w:style>
   <w:style w:type="table" w:default="1" w:styleId="Tabelanormal">
